--- a/labs/lab02/report/report.docx
+++ b/labs/lab02/report/report.docx
@@ -106,6 +106,9 @@
       </w:r>
       <w:r>
         <w:t xml:space="preserve">Освоить умения по работе с git.</w:t>
+      </w:r>
+      <w:r>
+        <w:t xml:space="preserve">[1]</w:t>
       </w:r>
     </w:p>
     <w:bookmarkEnd w:id="20"/>
@@ -1294,7 +1297,7 @@
       </w:r>
     </w:p>
     <w:bookmarkEnd w:id="76"/>
-    <w:bookmarkStart w:id="78" w:name="список-литературы"/>
+    <w:bookmarkStart w:id="80" w:name="список-литературы"/>
     <w:p>
       <w:pPr>
         <w:pStyle w:val="Heading1"/>
@@ -1303,9 +1306,42 @@
         <w:t xml:space="preserve">Список литературы</w:t>
       </w:r>
     </w:p>
-    <w:bookmarkStart w:id="77" w:name="refs"/>
-    <w:bookmarkEnd w:id="77"/>
+    <w:bookmarkStart w:id="79" w:name="refs"/>
+    <w:bookmarkStart w:id="78" w:name="ref-tuis"/>
+    <w:p>
+      <w:pPr>
+        <w:pStyle w:val="Bibliography"/>
+      </w:pPr>
+      <w:r>
+        <w:t xml:space="preserve">1.</w:t>
+      </w:r>
+      <w:r>
+        <w:t xml:space="preserve"> </w:t>
+      </w:r>
+      <w:r>
+        <w:t xml:space="preserve">	</w:t>
+      </w:r>
+      <w:r>
+        <w:t xml:space="preserve">Kulyabov.</w:t>
+      </w:r>
+      <w:r>
+        <w:t xml:space="preserve"> </w:t>
+      </w:r>
+      <w:hyperlink r:id="rId77">
+        <w:r>
+          <w:rPr>
+            <w:rStyle w:val="Hyperlink"/>
+          </w:rPr>
+          <w:t xml:space="preserve">Лабораторная работа № 3. Markdown</w:t>
+        </w:r>
+      </w:hyperlink>
+      <w:r>
+        <w:t xml:space="preserve">. RUDN.</w:t>
+      </w:r>
+    </w:p>
     <w:bookmarkEnd w:id="78"/>
+    <w:bookmarkEnd w:id="79"/>
+    <w:bookmarkEnd w:id="80"/>
     <w:sectPr/>
   </w:body>
 </w:document>
